--- a/downloads/documents/05 Materials/Unit 04/Slides/Slides 04.11 - The Client Brief.docx
+++ b/downloads/documents/05 Materials/Unit 04/Slides/Slides 04.11 - The Client Brief.docx
@@ -271,13 +271,37 @@
         <w:pStyle w:val="Compact"/>
       </w:pPr>
       <w:r>
-        <w:t xml:space="preserve">The designer’s job is to find the three things</w:t>
+        <w:t xml:space="preserve">A client once told me:</w:t>
       </w:r>
       <w:r>
         <w:t xml:space="preserve"> </w:t>
       </w:r>
       <w:r>
-        <w:t xml:space="preserve">Notes: Two minutes. Land it on one line: a client tells you what they want, and you have to hear what they need.</w:t>
+        <w:t xml:space="preserve">“</w:t>
+      </w:r>
+      <w:r>
+        <w:t xml:space="preserve">I want everything.</w:t>
+      </w:r>
+      <w:r>
+        <w:t xml:space="preserve">”</w:t>
+      </w:r>
+    </w:p>
+    <w:p>
+      <w:pPr>
+        <w:numPr>
+          <w:ilvl w:val="0"/>
+          <w:numId w:val="1005"/>
+        </w:numPr>
+        <w:pStyle w:val="Compact"/>
+      </w:pPr>
+      <w:r>
+        <w:t xml:space="preserve">My job was to find the three things they actually needed</w:t>
+      </w:r>
+      <w:r>
+        <w:t xml:space="preserve"> </w:t>
+      </w:r>
+      <w:r>
+        <w:t xml:space="preserve">Notes: Two minutes. Tell the story from my business work. Land it on one line: a client tells you what they want, and you have to hear what they need.</w:t>
       </w:r>
     </w:p>
     <w:p>
